--- a/nep/docx/011.content.docx
+++ b/nep/docx/011.content.docx
@@ -233,7 +233,6 @@
       </w:r>
       <w:r>
         <w:rPr>
-          <w:b/>
           <w:lang w:val="ne_NP" w:bidi="ne_NP"/>
         </w:rPr>
         <w:t>प्रार्थना</w:t>
@@ -246,7 +245,6 @@
       </w:r>
       <w:r>
         <w:rPr>
-          <w:b/>
           <w:lang w:val="ne_NP" w:bidi="ne_NP"/>
         </w:rPr>
         <w:t>अगमवक्ताहरूले</w:t>
@@ -271,18 +269,12 @@
         </w:rPr>
         <w:t xml:space="preserve">बाइबलमा उत्साह सिर्जना गर्न मात्र चमत्कार भएको छैन, तर यसले सधैं मानिसहरूलाई केही कुरा सिकाउनकालागि हुन्छ। परमेश्वरले मानिसहरूलाई उहाँ शक्तिशाली हुनुहुन्छ र तिनीहरूले उहाँलाई भरोसा गर्न सक्छन् भन्ने देखाउन चमत्कारहरू गर्नुहुन्छ। जब एउटा व्यक्तिले चमत्कार गर्छ, यसले परमेश्वरले त्यस व्यक्तिलाई </w:t>
       </w:r>
-      <w:hyperlink r:id="rId13">
-        <w:r>
-          <w:rPr>
-            <w:lang w:val="ne_NP" w:bidi="ne_NP"/>
-          </w:rPr>
-          <w:rPr>
-            <w:color w:val="0000EE"/>
-            <w:u w:val="single"/>
-          </w:rPr>
-          <w:t>अधिकार</w:t>
-        </w:r>
-      </w:hyperlink>
+      <w:r>
+        <w:rPr>
+          <w:lang w:val="ne_NP" w:bidi="ne_NP"/>
+        </w:rPr>
+        <w:t>अधिकार</w:t>
+      </w:r>
       <w:r>
         <w:rPr>
           <w:lang w:val="ne_NP" w:bidi="ne_NP"/>
@@ -329,18 +321,12 @@
         </w:rPr>
         <w:t xml:space="preserve">तैपनि, येशूले मानिसहरूलाई तिनीहरू सावधान रहनु पर्छ र तिनीहरूले देखेको हरेक चमत्कार वा हरेक असम्भव कुराबाट उत्साहित हुनहुदैन भनेर पनि चेतावनी दिनुभयो, किनभने कहिलेकाँही मानिसहरूले परमेश्वरको शक्तिले होइन, तर </w:t>
       </w:r>
-      <w:hyperlink r:id="rId14">
-        <w:r>
-          <w:rPr>
-            <w:lang w:val="ne_NP" w:bidi="ne_NP"/>
-          </w:rPr>
-          <w:rPr>
-            <w:color w:val="0000EE"/>
-            <w:u w:val="single"/>
-          </w:rPr>
-          <w:t>शैतानको</w:t>
-        </w:r>
-      </w:hyperlink>
+      <w:r>
+        <w:rPr>
+          <w:lang w:val="ne_NP" w:bidi="ne_NP"/>
+        </w:rPr>
+        <w:t>शैतानको</w:t>
+      </w:r>
       <w:r>
         <w:rPr>
           <w:lang w:val="ne_NP" w:bidi="ne_NP"/>
@@ -349,7 +335,6 @@
       </w:r>
       <w:r>
         <w:rPr>
-          <w:b/>
           <w:lang w:val="ne_NP" w:bidi="ne_NP"/>
         </w:rPr>
         <w:t>विश्वास गर्न</w:t>
@@ -429,18 +414,12 @@
         </w:rPr>
         <w:t xml:space="preserve">कहिलेकाँही परमेश्वरले केही महत्त्वपूर्ण कुरा हुनेछ भन्ने चेतावनीको रूपमा चिन्ह दिनुहुन्थ्यो। उदाहरणको लागि, परमेश्वरले </w:t>
       </w:r>
-      <w:hyperlink r:id="rId15">
-        <w:r>
-          <w:rPr>
-            <w:lang w:val="ne_NP" w:bidi="ne_NP"/>
-          </w:rPr>
-          <w:rPr>
-            <w:color w:val="0000EE"/>
-            <w:u w:val="single"/>
-          </w:rPr>
-          <w:t>पूजाहारी</w:t>
-        </w:r>
-      </w:hyperlink>
+      <w:r>
+        <w:rPr>
+          <w:lang w:val="ne_NP" w:bidi="ne_NP"/>
+        </w:rPr>
+        <w:t>पूजाहारी</w:t>
+      </w:r>
       <w:r>
         <w:rPr>
           <w:lang w:val="ne_NP" w:bidi="ne_NP"/>
@@ -449,7 +428,6 @@
       </w:r>
       <w:r>
         <w:rPr>
-          <w:b/>
           <w:lang w:val="ne_NP" w:bidi="ne_NP"/>
         </w:rPr>
         <w:t>इस्राएलीहरूलाई</w:t>
@@ -462,7 +440,6 @@
       </w:r>
       <w:r>
         <w:rPr>
-          <w:b/>
           <w:lang w:val="ne_NP" w:bidi="ne_NP"/>
         </w:rPr>
         <w:t>पापको</w:t>
@@ -487,18 +464,12 @@
         </w:rPr>
         <w:t xml:space="preserve">येशूले धेरै </w:t>
       </w:r>
-      <w:hyperlink r:id="rId16">
-        <w:r>
-          <w:rPr>
-            <w:lang w:val="ne_NP" w:bidi="ne_NP"/>
-          </w:rPr>
-          <w:rPr>
-            <w:color w:val="0000EE"/>
-            <w:u w:val="single"/>
-          </w:rPr>
-          <w:t>चमत्कारहरू</w:t>
-        </w:r>
-      </w:hyperlink>
+      <w:r>
+        <w:rPr>
+          <w:lang w:val="ne_NP" w:bidi="ne_NP"/>
+        </w:rPr>
+        <w:t>चमत्कारहरू</w:t>
+      </w:r>
       <w:r>
         <w:rPr>
           <w:lang w:val="ne_NP" w:bidi="ne_NP"/>
@@ -521,7 +492,6 @@
       </w:r>
       <w:r>
         <w:rPr>
-          <w:b/>
           <w:lang w:val="ne_NP" w:bidi="ne_NP"/>
         </w:rPr>
         <w:t>विश्वासीहरूले</w:t>
@@ -562,7 +532,6 @@
       </w:r>
       <w:r>
         <w:rPr>
-          <w:b/>
           <w:lang w:val="ne_NP" w:bidi="ne_NP"/>
         </w:rPr>
         <w:t>विश्वास</w:t>
@@ -753,54 +722,36 @@
         </w:rPr>
         <w:t xml:space="preserve">नयाँ नियममा, येशूलाई पछ्याउने र उहाँबाट सिक्न चाहने सबै मानिसहरू चेलाहरू हुन्। कहिलेकाँही येशूले चेलाहरूको समूहलाई </w:t>
       </w:r>
-      <w:hyperlink r:id="rId17">
-        <w:r>
-          <w:rPr>
-            <w:lang w:val="ne_NP" w:bidi="ne_NP"/>
-          </w:rPr>
-          <w:rPr>
-            <w:color w:val="0000EE"/>
-            <w:u w:val="single"/>
-          </w:rPr>
-          <w:t>परमेश्वरको राज्य</w:t>
-        </w:r>
-      </w:hyperlink>
+      <w:r>
+        <w:rPr>
+          <w:lang w:val="ne_NP" w:bidi="ne_NP"/>
+        </w:rPr>
+        <w:t>परमेश्वरको राज्य</w:t>
+      </w:r>
       <w:r>
         <w:rPr>
           <w:lang w:val="ne_NP" w:bidi="ne_NP"/>
         </w:rPr>
         <w:t xml:space="preserve"> आएको छ भनेर </w:t>
       </w:r>
-      <w:hyperlink r:id="rId18">
-        <w:r>
-          <w:rPr>
-            <w:lang w:val="ne_NP" w:bidi="ne_NP"/>
-          </w:rPr>
-          <w:rPr>
-            <w:color w:val="0000EE"/>
-            <w:u w:val="single"/>
-          </w:rPr>
-          <w:t>सुसमाचार</w:t>
-        </w:r>
-      </w:hyperlink>
+      <w:r>
+        <w:rPr>
+          <w:lang w:val="ne_NP" w:bidi="ne_NP"/>
+        </w:rPr>
+        <w:t>सुसमाचार</w:t>
+      </w:r>
       <w:r>
         <w:rPr>
           <w:lang w:val="ne_NP" w:bidi="ne_NP"/>
         </w:rPr>
         <w:t xml:space="preserve"> प्रचार गर्न र बिरामीहरूलाई </w:t>
       </w:r>
-      <w:hyperlink r:id="rId19">
-        <w:r>
-          <w:rPr>
-            <w:lang w:val="ne_NP" w:bidi="ne_NP"/>
-          </w:rPr>
-          <w:rPr>
-            <w:color w:val="0000EE"/>
-            <w:u w:val="single"/>
-          </w:rPr>
-          <w:t>निको पार्न</w:t>
-        </w:r>
-      </w:hyperlink>
+      <w:r>
+        <w:rPr>
+          <w:lang w:val="ne_NP" w:bidi="ne_NP"/>
+        </w:rPr>
+        <w:t>निको पार्न</w:t>
+      </w:r>
       <w:r>
         <w:rPr>
           <w:lang w:val="ne_NP" w:bidi="ne_NP"/>
@@ -823,7 +774,6 @@
       </w:r>
       <w:r>
         <w:rPr>
-          <w:b/>
           <w:lang w:val="ne_NP" w:bidi="ne_NP"/>
         </w:rPr>
         <w:t>प्रेरितहरू</w:t>
@@ -834,18 +784,12 @@
         </w:rPr>
         <w:t xml:space="preserve"> पनि भनिन्थ्यो। प्रेरित येशूबाट विशेष </w:t>
       </w:r>
-      <w:hyperlink r:id="rId13">
-        <w:r>
-          <w:rPr>
-            <w:lang w:val="ne_NP" w:bidi="ne_NP"/>
-          </w:rPr>
-          <w:rPr>
-            <w:color w:val="0000EE"/>
-            <w:u w:val="single"/>
-          </w:rPr>
-          <w:t>अधिकार</w:t>
-        </w:r>
-      </w:hyperlink>
+      <w:r>
+        <w:rPr>
+          <w:lang w:val="ne_NP" w:bidi="ne_NP"/>
+        </w:rPr>
+        <w:t>अधिकार</w:t>
+      </w:r>
       <w:r>
         <w:rPr>
           <w:lang w:val="ne_NP" w:bidi="ne_NP"/>
@@ -866,18 +810,12 @@
         </w:rPr>
         <w:t xml:space="preserve">येशू </w:t>
       </w:r>
-      <w:hyperlink r:id="rId20">
-        <w:r>
-          <w:rPr>
-            <w:lang w:val="ne_NP" w:bidi="ne_NP"/>
-          </w:rPr>
-          <w:rPr>
-            <w:color w:val="0000EE"/>
-            <w:u w:val="single"/>
-          </w:rPr>
-          <w:t>स्वर्गमा</w:t>
-        </w:r>
-      </w:hyperlink>
+      <w:r>
+        <w:rPr>
+          <w:lang w:val="ne_NP" w:bidi="ne_NP"/>
+        </w:rPr>
+        <w:t>स्वर्गमा</w:t>
+      </w:r>
       <w:r>
         <w:rPr>
           <w:lang w:val="ne_NP" w:bidi="ne_NP"/>
@@ -886,7 +824,6 @@
       </w:r>
       <w:r>
         <w:rPr>
-          <w:b/>
           <w:lang w:val="ne_NP" w:bidi="ne_NP"/>
         </w:rPr>
         <w:t>राष्ट्रहरूका</w:t>
@@ -954,18 +891,12 @@
         </w:rPr>
         <w:t xml:space="preserve">याद गर्नुहोस् कि तपाईंलाई </w:t>
       </w:r>
-      <w:hyperlink r:id="rId21">
-        <w:r>
-          <w:rPr>
-            <w:lang w:val="ne_NP" w:bidi="ne_NP"/>
-          </w:rPr>
-          <w:rPr>
-            <w:color w:val="0000EE"/>
-            <w:u w:val="single"/>
-          </w:rPr>
-          <w:t>प्रेरितको</w:t>
-        </w:r>
-      </w:hyperlink>
+      <w:r>
+        <w:rPr>
+          <w:lang w:val="ne_NP" w:bidi="ne_NP"/>
+        </w:rPr>
+        <w:t>प्रेरितको</w:t>
+      </w:r>
       <w:r>
         <w:rPr>
           <w:lang w:val="ne_NP" w:bidi="ne_NP"/>
